--- a/tools/myCustomBlockly/iMi/CloudEspMqtt/ESP32CloudMqtt規劃.docx
+++ b/tools/myCustomBlockly/iMi/CloudEspMqtt/ESP32CloudMqtt規劃.docx
@@ -550,6 +550,14 @@
         </w:rPr>
         <w:t>'</w:t>
       </w:r>
+      <w:r>
+        <w:rPr>
+          <w:color w:val="538135" w:themeColor="accent6" w:themeShade="BF"/>
+          <w:sz w:val="20"/>
+          <w:szCs w:val="20"/>
+        </w:rPr>
+        <w:t>\</w:t>
+      </w:r>
     </w:p>
     <w:tbl>
       <w:tblPr>
@@ -581,6 +589,7 @@
             <w:r>
               <w:rPr>
                 <w:rFonts w:ascii="Arial Unicode MS" w:hAnsi="Arial Unicode MS"/>
+                <w:noProof/>
                 <w:color w:val="008800"/>
                 <w:sz w:val="20"/>
                 <w:szCs w:val="20"/>
@@ -688,7 +697,7 @@
                       <wp:extent cx="2454312" cy="1613140"/>
                       <wp:effectExtent l="19050" t="0" r="22225" b="25400"/>
                       <wp:docPr id="33" name="手繪多邊形: 圖案 50"/>
-                      <wp:cNvGraphicFramePr xmlns:a="http://schemas.openxmlformats.org/drawingml/2006/main"/>
+                      <wp:cNvGraphicFramePr/>
                       <a:graphic xmlns:a="http://schemas.openxmlformats.org/drawingml/2006/main">
                         <a:graphicData uri="http://schemas.microsoft.com/office/word/2010/wordprocessingShape">
                           <wps:wsp>
@@ -1415,25 +1424,7 @@
                 <w:sz w:val="20"/>
                 <w:szCs w:val="20"/>
               </w:rPr>
-              <w:t>_0</w:t>
-            </w:r>
-            <w:r>
-              <w:rPr>
-                <w:rFonts w:ascii="Arial Unicode MS" w:hAnsi="Arial Unicode MS"/>
-                <w:color w:val="008800"/>
-                <w:sz w:val="20"/>
-                <w:szCs w:val="20"/>
-              </w:rPr>
-              <w:t>2</w:t>
-            </w:r>
-            <w:r>
-              <w:rPr>
-                <w:rFonts w:ascii="Arial Unicode MS" w:hAnsi="Arial Unicode MS"/>
-                <w:color w:val="008800"/>
-                <w:sz w:val="20"/>
-                <w:szCs w:val="20"/>
-              </w:rPr>
-              <w:t>imi_mqttcloud_uart</w:t>
+              <w:t>_02imi_mqttcloud_uart</w:t>
             </w:r>
           </w:p>
           <w:p>
@@ -2376,9 +2367,6 @@
             <w:pPr>
               <w:adjustRightInd w:val="0"/>
               <w:snapToGrid w:val="0"/>
-              <w:rPr>
-                <w:rFonts w:hint="eastAsia"/>
-              </w:rPr>
             </w:pPr>
           </w:p>
           <w:p>
@@ -5765,18 +5753,25 @@
             <w:pPr>
               <w:spacing w:line="200" w:lineRule="exact"/>
               <w:rPr>
+                <w:sz w:val="20"/>
+                <w:szCs w:val="20"/>
+              </w:rPr>
+            </w:pPr>
+            <w:r>
+              <w:rPr>
                 <w:rFonts w:hint="eastAsia"/>
                 <w:sz w:val="20"/>
                 <w:szCs w:val="20"/>
               </w:rPr>
-            </w:pPr>
+              <w:t>//=====</w:t>
+            </w:r>
             <w:r>
               <w:rPr>
                 <w:rFonts w:hint="eastAsia"/>
                 <w:sz w:val="20"/>
                 <w:szCs w:val="20"/>
               </w:rPr>
-              <w:t>//=====</w:t>
+              <w:t>變數設定</w:t>
             </w:r>
             <w:r>
               <w:rPr>
@@ -5784,14 +5779,6 @@
                 <w:sz w:val="20"/>
                 <w:szCs w:val="20"/>
               </w:rPr>
-              <w:t>變數設定</w:t>
-            </w:r>
-            <w:r>
-              <w:rPr>
-                <w:rFonts w:hint="eastAsia"/>
-                <w:sz w:val="20"/>
-                <w:szCs w:val="20"/>
-              </w:rPr>
               <w:t xml:space="preserve"> End=====</w:t>
             </w:r>
           </w:p>
@@ -5833,7 +5820,6 @@
             <w:pPr>
               <w:spacing w:line="200" w:lineRule="exact"/>
               <w:rPr>
-                <w:rFonts w:hint="eastAsia"/>
                 <w:sz w:val="20"/>
                 <w:szCs w:val="20"/>
               </w:rPr>
@@ -7351,7 +7337,6 @@
             <w:pPr>
               <w:spacing w:line="200" w:lineRule="exact"/>
               <w:rPr>
-                <w:rFonts w:hint="eastAsia"/>
                 <w:sz w:val="20"/>
                 <w:szCs w:val="20"/>
               </w:rPr>
@@ -7924,7 +7909,7 @@
             <w:pPr>
               <w:widowControl/>
               <w:rPr>
-                <w:rFonts w:ascii="Arial Unicode MS" w:hAnsi="Arial Unicode MS" w:hint="eastAsia"/>
+                <w:rFonts w:ascii="Arial Unicode MS" w:hAnsi="Arial Unicode MS"/>
                 <w:color w:val="008800"/>
                 <w:sz w:val="20"/>
                 <w:szCs w:val="20"/>
@@ -7990,25 +7975,7 @@
                 <w:szCs w:val="20"/>
               </w:rPr>
               <w:lastRenderedPageBreak/>
-              <w:t>_0</w:t>
-            </w:r>
-            <w:r>
-              <w:rPr>
-                <w:rFonts w:ascii="Arial Unicode MS" w:hAnsi="Arial Unicode MS"/>
-                <w:color w:val="008800"/>
-                <w:sz w:val="20"/>
-                <w:szCs w:val="20"/>
-              </w:rPr>
-              <w:t>6</w:t>
-            </w:r>
-            <w:r>
-              <w:rPr>
-                <w:rFonts w:ascii="Arial Unicode MS" w:hAnsi="Arial Unicode MS"/>
-                <w:color w:val="008800"/>
-                <w:sz w:val="20"/>
-                <w:szCs w:val="20"/>
-              </w:rPr>
-              <w:t>imi_mqttcloud_submqtt</w:t>
+              <w:t>_06imi_mqttcloud_submqtt</w:t>
             </w:r>
           </w:p>
           <w:p>
@@ -8556,25 +8523,24 @@
             <w:pPr>
               <w:spacing w:line="200" w:lineRule="exact"/>
               <w:rPr>
+                <w:sz w:val="20"/>
+                <w:szCs w:val="20"/>
+              </w:rPr>
+            </w:pPr>
+            <w:r>
+              <w:rPr>
                 <w:rFonts w:hint="eastAsia"/>
                 <w:sz w:val="20"/>
                 <w:szCs w:val="20"/>
               </w:rPr>
-            </w:pPr>
+              <w:t xml:space="preserve">  //</w:t>
+            </w:r>
             <w:r>
               <w:rPr>
                 <w:rFonts w:hint="eastAsia"/>
                 <w:sz w:val="20"/>
                 <w:szCs w:val="20"/>
               </w:rPr>
-              <w:t xml:space="preserve">  //</w:t>
-            </w:r>
-            <w:r>
-              <w:rPr>
-                <w:rFonts w:hint="eastAsia"/>
-                <w:sz w:val="20"/>
-                <w:szCs w:val="20"/>
-              </w:rPr>
               <w:t>訂閱</w:t>
             </w:r>
           </w:p>
@@ -8598,7 +8564,6 @@
             <w:pPr>
               <w:spacing w:line="200" w:lineRule="exact"/>
               <w:rPr>
-                <w:rFonts w:hint="eastAsia"/>
                 <w:sz w:val="20"/>
                 <w:szCs w:val="20"/>
               </w:rPr>
@@ -9076,60 +9041,74 @@
             <w:pPr>
               <w:spacing w:line="200" w:lineRule="exact"/>
               <w:rPr>
+                <w:sz w:val="20"/>
+                <w:szCs w:val="20"/>
+              </w:rPr>
+            </w:pPr>
+            <w:r>
+              <w:rPr>
                 <w:rFonts w:hint="eastAsia"/>
                 <w:sz w:val="20"/>
                 <w:szCs w:val="20"/>
               </w:rPr>
-            </w:pPr>
+              <w:t>//MQTT</w:t>
+            </w:r>
             <w:r>
               <w:rPr>
                 <w:rFonts w:hint="eastAsia"/>
                 <w:sz w:val="20"/>
                 <w:szCs w:val="20"/>
               </w:rPr>
-              <w:t>//MQTT</w:t>
-            </w:r>
+              <w:t>訂閱的主題回覆</w:t>
+            </w:r>
+          </w:p>
+          <w:p>
+            <w:pPr>
+              <w:spacing w:line="200" w:lineRule="exact"/>
+              <w:rPr>
+                <w:sz w:val="20"/>
+                <w:szCs w:val="20"/>
+              </w:rPr>
+            </w:pPr>
+            <w:r>
+              <w:rPr>
+                <w:sz w:val="20"/>
+                <w:szCs w:val="20"/>
+              </w:rPr>
+              <w:t>void callback(char* topic, byte* payload, unsigned int length) {</w:t>
+            </w:r>
+          </w:p>
+          <w:p>
+            <w:pPr>
+              <w:spacing w:line="200" w:lineRule="exact"/>
+              <w:rPr>
+                <w:sz w:val="20"/>
+                <w:szCs w:val="20"/>
+              </w:rPr>
+            </w:pPr>
             <w:r>
               <w:rPr>
                 <w:rFonts w:hint="eastAsia"/>
                 <w:sz w:val="20"/>
                 <w:szCs w:val="20"/>
               </w:rPr>
-              <w:t>訂閱的主題回覆</w:t>
-            </w:r>
-          </w:p>
-          <w:p>
-            <w:pPr>
-              <w:spacing w:line="200" w:lineRule="exact"/>
-              <w:rPr>
-                <w:sz w:val="20"/>
-                <w:szCs w:val="20"/>
-              </w:rPr>
-            </w:pPr>
-            <w:r>
-              <w:rPr>
-                <w:sz w:val="20"/>
-                <w:szCs w:val="20"/>
-              </w:rPr>
-              <w:t>void callback(char* topic, byte* payload, unsigned int length) {</w:t>
-            </w:r>
-          </w:p>
-          <w:p>
-            <w:pPr>
-              <w:spacing w:line="200" w:lineRule="exact"/>
+              <w:t xml:space="preserve">  //</w:t>
+            </w:r>
+            <w:r>
               <w:rPr>
                 <w:rFonts w:hint="eastAsia"/>
                 <w:sz w:val="20"/>
                 <w:szCs w:val="20"/>
               </w:rPr>
-            </w:pPr>
+              <w:t>傳送至</w:t>
+            </w:r>
             <w:r>
               <w:rPr>
                 <w:rFonts w:hint="eastAsia"/>
                 <w:sz w:val="20"/>
                 <w:szCs w:val="20"/>
               </w:rPr>
-              <w:t xml:space="preserve">  //</w:t>
+              <w:t>ESP32 GPS</w:t>
             </w:r>
             <w:r>
               <w:rPr>
@@ -9137,7 +9116,7 @@
                 <w:sz w:val="20"/>
                 <w:szCs w:val="20"/>
               </w:rPr>
-              <w:t>傳送至</w:t>
+              <w:t>板</w:t>
             </w:r>
             <w:r>
               <w:rPr>
@@ -9145,7 +9124,7 @@
                 <w:sz w:val="20"/>
                 <w:szCs w:val="20"/>
               </w:rPr>
-              <w:t>ESP32 GPS</w:t>
+              <w:t>(</w:t>
             </w:r>
             <w:r>
               <w:rPr>
@@ -9153,7 +9132,7 @@
                 <w:sz w:val="20"/>
                 <w:szCs w:val="20"/>
               </w:rPr>
-              <w:t>板</w:t>
+              <w:t>格式</w:t>
             </w:r>
             <w:r>
               <w:rPr>
@@ -9161,22 +9140,6 @@
                 <w:sz w:val="20"/>
                 <w:szCs w:val="20"/>
               </w:rPr>
-              <w:t>(</w:t>
-            </w:r>
-            <w:r>
-              <w:rPr>
-                <w:rFonts w:hint="eastAsia"/>
-                <w:sz w:val="20"/>
-                <w:szCs w:val="20"/>
-              </w:rPr>
-              <w:t>格式</w:t>
-            </w:r>
-            <w:r>
-              <w:rPr>
-                <w:rFonts w:hint="eastAsia"/>
-                <w:sz w:val="20"/>
-                <w:szCs w:val="20"/>
-              </w:rPr>
               <w:t>:xy)</w:t>
             </w:r>
           </w:p>
@@ -9225,7 +9188,52 @@
                 <w:sz w:val="20"/>
                 <w:szCs w:val="20"/>
               </w:rPr>
-              <w:t xml:space="preserve">  msgXY[2] = \'\0\';</w:t>
+              <w:t xml:space="preserve">  msgXY[2] = </w:t>
+            </w:r>
+            <w:r>
+              <w:rPr>
+                <w:color w:val="538135" w:themeColor="accent6" w:themeShade="BF"/>
+                <w:sz w:val="20"/>
+                <w:szCs w:val="20"/>
+              </w:rPr>
+              <w:t>\</w:t>
+            </w:r>
+            <w:r>
+              <w:rPr>
+                <w:sz w:val="20"/>
+                <w:szCs w:val="20"/>
+              </w:rPr>
+              <w:t>'</w:t>
+            </w:r>
+            <w:r>
+              <w:rPr>
+                <w:color w:val="538135" w:themeColor="accent6" w:themeShade="BF"/>
+                <w:sz w:val="20"/>
+                <w:szCs w:val="20"/>
+              </w:rPr>
+              <w:t>\</w:t>
+            </w:r>
+            <w:r>
+              <w:rPr>
+                <w:sz w:val="20"/>
+                <w:szCs w:val="20"/>
+              </w:rPr>
+              <w:t>\0</w:t>
+            </w:r>
+            <w:r>
+              <w:rPr>
+                <w:color w:val="538135" w:themeColor="accent6" w:themeShade="BF"/>
+                <w:sz w:val="20"/>
+                <w:szCs w:val="20"/>
+              </w:rPr>
+              <w:t>\</w:t>
+            </w:r>
+            <w:r>
+              <w:rPr>
+                <w:sz w:val="20"/>
+                <w:szCs w:val="20"/>
+              </w:rPr>
+              <w:t>';</w:t>
             </w:r>
           </w:p>
           <w:p>
@@ -9659,7 +9667,6 @@
             <w:pPr>
               <w:spacing w:line="200" w:lineRule="exact"/>
               <w:rPr>
-                <w:rFonts w:hint="eastAsia"/>
                 <w:sz w:val="20"/>
                 <w:szCs w:val="20"/>
               </w:rPr>
@@ -10593,6 +10600,7 @@
     <w:lsdException w:name="HTML Sample" w:semiHidden="1" w:unhideWhenUsed="1"/>
     <w:lsdException w:name="HTML Typewriter" w:semiHidden="1" w:unhideWhenUsed="1"/>
     <w:lsdException w:name="HTML Variable" w:semiHidden="1" w:unhideWhenUsed="1"/>
+    <w:lsdException w:name="Normal Table" w:semiHidden="1" w:unhideWhenUsed="1"/>
     <w:lsdException w:name="annotation subject" w:semiHidden="1" w:unhideWhenUsed="1"/>
     <w:lsdException w:name="No List" w:semiHidden="1" w:unhideWhenUsed="1"/>
     <w:lsdException w:name="Outline List 1" w:semiHidden="1" w:unhideWhenUsed="1"/>
@@ -10635,8 +10643,11 @@
     <w:lsdException w:name="Table Contemporary" w:semiHidden="1" w:unhideWhenUsed="1"/>
     <w:lsdException w:name="Table Elegant" w:semiHidden="1" w:unhideWhenUsed="1"/>
     <w:lsdException w:name="Table Professional" w:semiHidden="1" w:unhideWhenUsed="1"/>
+    <w:lsdException w:name="Table Subtle 1" w:semiHidden="1" w:unhideWhenUsed="1"/>
     <w:lsdException w:name="Table Subtle 2" w:semiHidden="1" w:unhideWhenUsed="1"/>
     <w:lsdException w:name="Table Web 1" w:semiHidden="1" w:unhideWhenUsed="1"/>
+    <w:lsdException w:name="Table Web 2" w:semiHidden="1" w:unhideWhenUsed="1"/>
+    <w:lsdException w:name="Table Web 3" w:semiHidden="1" w:unhideWhenUsed="1"/>
     <w:lsdException w:name="Balloon Text" w:semiHidden="1" w:unhideWhenUsed="1"/>
     <w:lsdException w:name="Table Grid" w:uiPriority="39"/>
     <w:lsdException w:name="Table Theme" w:semiHidden="1" w:unhideWhenUsed="1"/>
